--- a/rapports/2026-06-06/EQ24/EQ24_sup_v2/DR_033202050192/84-74-63-48.docx
+++ b/rapports/2026-06-06/EQ24/EQ24_sup_v2/DR_033202050192/84-74-63-48.docx
@@ -297,7 +297,7 @@
           <w:color w:val="1F6FEB"/>
           <w:sz w:val="22"/>
         </w:rPr>
-        <w:t>⚠ INCOHÉRENCES À CORRIGER (64)</w:t>
+        <w:t>⚠ INCOHÉRENCES À CORRIGER (49)</w:t>
       </w:r>
     </w:p>
     <w:tbl>
@@ -485,7 +485,7 @@
                 <w:i w:val="0"/>
                 <w:sz w:val="17"/>
               </w:rPr>
-              <w:t>Incoherence! FATOU NDIAYE a declaré que la catégorie socioprofessionnelle de son père est Travailleur pour compte propre alors que le père lui-même declare comme catégorie socioprofessionnelle Ouvrier ou employé non qualifié au niveau de la section 4b.</w:t>
+              <w:t>Incoherence! MAME DIARRA NDIAYE a declaré que la catégorie socioprofessionnelle de son père est Travailleur pour compte propre alors que le père lui-même declare comme catégorie socioprofessionnelle Ouvrier ou employé non qualifié au niveau de la section 4b.</w:t>
             </w:r>
           </w:p>
         </w:tc>
@@ -575,7 +575,7 @@
                 <w:i w:val="0"/>
                 <w:sz w:val="17"/>
               </w:rPr>
-              <w:t>Incoherence! MAME DIARRA NDIAYE a declaré que la catégorie socioprofessionnelle de son père est Travailleur pour compte propre alors que le père lui-même declare comme catégorie socioprofessionnelle Ouvrier ou employé non qualifié au niveau de la section 4b.</w:t>
+              <w:t>Incoherence! FATOU NDIAYE a declaré que la catégorie socioprofessionnelle de son père est Travailleur pour compte propre alors que le père lui-même declare comme catégorie socioprofessionnelle Ouvrier ou employé non qualifié au niveau de la section 4b.</w:t>
             </w:r>
           </w:p>
         </w:tc>
@@ -1084,7 +1084,7 @@
                 <w:color w:val="16A34A"/>
                 <w:sz w:val="16"/>
               </w:rPr>
-              <w:t>s00q27, s01q03a, s01q03b, s01q03c, s01q00b</w:t>
+              <w:t>—</w:t>
             </w:r>
           </w:p>
         </w:tc>
@@ -1115,7 +1115,7 @@
                 <w:i w:val="0"/>
                 <w:sz w:val="17"/>
               </w:rPr>
-              <w:t>Les informations sur l'acte de naissance (ni Jours, ni mois et ni années) de  CHEIKH FAYE  manquent, s'il vous plait pouvez-vous fournir d'effort pour avoir ces informations.</w:t>
+              <w:t>Prière de verifier l'information donnée par MAME DIARRA NDIAYE ou corriger au niveau de la section 1.</w:t>
             </w:r>
           </w:p>
         </w:tc>
@@ -1174,7 +1174,7 @@
                 <w:color w:val="16A34A"/>
                 <w:sz w:val="16"/>
               </w:rPr>
-              <w:t>s01q04a, s01q03b</w:t>
+              <w:t>—</w:t>
             </w:r>
           </w:p>
         </w:tc>
@@ -1205,7 +1205,7 @@
                 <w:i w:val="0"/>
                 <w:sz w:val="17"/>
               </w:rPr>
-              <w:t>Le mois de l'enfant ( CHEIKH FAYE ) n'est pas connu mais vous avez declaré en s01q04a le nombre de mois, prière de changer NSP au niveau de s01q03b.</w:t>
+              <w:t>Prière de verifier l'information donnée par FATOU NDIAYE ou corriger au niveau de la section 1.</w:t>
             </w:r>
           </w:p>
         </w:tc>
@@ -1238,7 +1238,7 @@
                 <w:i w:val="0"/>
                 <w:sz w:val="16"/>
               </w:rPr>
-              <w:t>S01</w:t>
+              <w:t>S02</w:t>
               <w:br/>
             </w:r>
             <w:r>
@@ -1248,7 +1248,7 @@
                 <w:color w:val="64748B"/>
                 <w:sz w:val="14"/>
               </w:rPr>
-              <w:t>Démographie</w:t>
+              <w:t>Éducation</w:t>
             </w:r>
           </w:p>
         </w:tc>
@@ -1264,7 +1264,7 @@
                 <w:color w:val="16A34A"/>
                 <w:sz w:val="16"/>
               </w:rPr>
-              <w:t>s00q27, s01q03a, s01q03b, s01q03c, s01q00b</w:t>
+              <w:t>s01q23, s01q00b, s01q23_autre</w:t>
             </w:r>
           </w:p>
         </w:tc>
@@ -1295,7 +1295,7 @@
                 <w:i w:val="0"/>
                 <w:sz w:val="17"/>
               </w:rPr>
-              <w:t>Les informations sur l'acte de naissance (ni Jours, ni mois et ni années) de  FAMA FAYE 2  manquent, s'il vous plait pouvez-vous fournir d'effort pour avoir ces informations.</w:t>
+              <w:t>La raison principale que FAMA FAYE 2 n'a pas fait des études dans une école formelle est PREFERENCE ECOLE CORANIQUE et semble exister dans les modalités, prière de prendre attache avec le QG pour plus d'explication afin de la classer bien.</w:t>
             </w:r>
           </w:p>
         </w:tc>
@@ -1328,7 +1328,7 @@
                 <w:i w:val="0"/>
                 <w:sz w:val="16"/>
               </w:rPr>
-              <w:t>S01</w:t>
+              <w:t>S02</w:t>
               <w:br/>
             </w:r>
             <w:r>
@@ -1338,7 +1338,7 @@
                 <w:color w:val="64748B"/>
                 <w:sz w:val="14"/>
               </w:rPr>
-              <w:t>Démographie</w:t>
+              <w:t>Éducation</w:t>
             </w:r>
           </w:p>
         </w:tc>
@@ -1354,7 +1354,7 @@
                 <w:color w:val="16A34A"/>
                 <w:sz w:val="16"/>
               </w:rPr>
-              <w:t>s00q27, s01q03a, s01q03b, s01q03c, s01q00b</w:t>
+              <w:t>s01q23, s01q00b, s01q23_autre</w:t>
             </w:r>
           </w:p>
         </w:tc>
@@ -1385,7 +1385,7 @@
                 <w:i w:val="0"/>
                 <w:sz w:val="17"/>
               </w:rPr>
-              <w:t>Les informations sur l'acte de naissance (ni Jours, ni mois et ni années) de  FATOU NDIAYE  manquent, s'il vous plait pouvez-vous fournir d'effort pour avoir ces informations.</w:t>
+              <w:t>La raison principale que MAME DIARRA FAYE 2 n'a pas fait des études dans une école formelle est PREFERENCE ECOLE CORANIQUE et semble exister dans les modalités, prière de prendre attache avec le QG pour plus d'explication afin de la classer bien.</w:t>
             </w:r>
           </w:p>
         </w:tc>
@@ -1418,7 +1418,7 @@
                 <w:i w:val="0"/>
                 <w:sz w:val="16"/>
               </w:rPr>
-              <w:t>S01</w:t>
+              <w:t>S02</w:t>
               <w:br/>
             </w:r>
             <w:r>
@@ -1428,7 +1428,7 @@
                 <w:color w:val="64748B"/>
                 <w:sz w:val="14"/>
               </w:rPr>
-              <w:t>Démographie</w:t>
+              <w:t>Éducation</w:t>
             </w:r>
           </w:p>
         </w:tc>
@@ -1444,7 +1444,7 @@
                 <w:color w:val="16A34A"/>
                 <w:sz w:val="16"/>
               </w:rPr>
-              <w:t>s01q04a, s01q03b</w:t>
+              <w:t>s01q23, s01q00b, s01q23_autre</w:t>
             </w:r>
           </w:p>
         </w:tc>
@@ -1475,7 +1475,7 @@
                 <w:i w:val="0"/>
                 <w:sz w:val="17"/>
               </w:rPr>
-              <w:t>Le mois de l'enfant ( FATOU NDIAYE ) n'est pas connu mais vous avez declaré en s01q04a le nombre de mois, prière de changer NSP au niveau de s01q03b.</w:t>
+              <w:t>La raison principale que MAME DIARRA NDIAYE n'a pas fait des études dans une école formelle est PREFERENCE ECOLE CORANIQUE et semble exister dans les modalités, prière de prendre attache avec le QG pour plus d'explication afin de la classer bien.</w:t>
             </w:r>
           </w:p>
         </w:tc>
@@ -1508,7 +1508,7 @@
                 <w:i w:val="0"/>
                 <w:sz w:val="16"/>
               </w:rPr>
-              <w:t>S01</w:t>
+              <w:t>S02</w:t>
               <w:br/>
             </w:r>
             <w:r>
@@ -1518,7 +1518,7 @@
                 <w:color w:val="64748B"/>
                 <w:sz w:val="14"/>
               </w:rPr>
-              <w:t>Démographie</w:t>
+              <w:t>Éducation</w:t>
             </w:r>
           </w:p>
         </w:tc>
@@ -1534,7 +1534,7 @@
                 <w:color w:val="16A34A"/>
                 <w:sz w:val="16"/>
               </w:rPr>
-              <w:t>—</w:t>
+              <w:t>s01q23, s01q00b, s01q23_autre</w:t>
             </w:r>
           </w:p>
         </w:tc>
@@ -1565,7 +1565,7 @@
                 <w:i w:val="0"/>
                 <w:sz w:val="17"/>
               </w:rPr>
-              <w:t>Prière de verifier l'information donnée par FATOU NDIAYE ou corriger au niveau de la section 1.</w:t>
+              <w:t>La raison principale que MODOU NDIAYE n'a pas fait des études dans une école formelle est PREFERENCE ECOLE CORANIQUE et semble exister dans les modalités, prière de prendre attache avec le QG pour plus d'explication afin de la classer bien.</w:t>
             </w:r>
           </w:p>
         </w:tc>
@@ -1598,7 +1598,7 @@
                 <w:i w:val="0"/>
                 <w:sz w:val="16"/>
               </w:rPr>
-              <w:t>S01</w:t>
+              <w:t>S02</w:t>
               <w:br/>
             </w:r>
             <w:r>
@@ -1608,7 +1608,7 @@
                 <w:color w:val="64748B"/>
                 <w:sz w:val="14"/>
               </w:rPr>
-              <w:t>Démographie</w:t>
+              <w:t>Éducation</w:t>
             </w:r>
           </w:p>
         </w:tc>
@@ -1624,7 +1624,7 @@
                 <w:color w:val="16A34A"/>
                 <w:sz w:val="16"/>
               </w:rPr>
-              <w:t>s00q27, s01q03a, s01q03b, s01q03c, s01q00b</w:t>
+              <w:t>s01q23, s01q00b, s01q23_autre</w:t>
             </w:r>
           </w:p>
         </w:tc>
@@ -1655,7 +1655,7 @@
                 <w:i w:val="0"/>
                 <w:sz w:val="17"/>
               </w:rPr>
-              <w:t>Les informations sur l'acte de naissance (ni Jours, ni mois et ni années) de  FATOU TALL  manquent, s'il vous plait pouvez-vous fournir d'effort pour avoir ces informations.</w:t>
+              <w:t>La raison principale que NDEYE KHADY NDIAYE n'a pas fait des études dans une école formelle est PREFERENCE ECOLE CORANIQUE et semble exister dans les modalités, prière de prendre attache avec le QG pour plus d'explication afin de la classer bien.</w:t>
             </w:r>
           </w:p>
         </w:tc>
@@ -1688,7 +1688,7 @@
                 <w:i w:val="0"/>
                 <w:sz w:val="16"/>
               </w:rPr>
-              <w:t>S01</w:t>
+              <w:t>S02</w:t>
               <w:br/>
             </w:r>
             <w:r>
@@ -1698,7 +1698,7 @@
                 <w:color w:val="64748B"/>
                 <w:sz w:val="14"/>
               </w:rPr>
-              <w:t>Démographie</w:t>
+              <w:t>Éducation</w:t>
             </w:r>
           </w:p>
         </w:tc>
@@ -1714,7 +1714,7 @@
                 <w:color w:val="16A34A"/>
                 <w:sz w:val="16"/>
               </w:rPr>
-              <w:t>s00q27, s01q03a, s01q03b, s01q03c, s01q00b</w:t>
+              <w:t>s01q23, s01q00b, s01q23_autre</w:t>
             </w:r>
           </w:p>
         </w:tc>
@@ -1745,7 +1745,7 @@
                 <w:i w:val="0"/>
                 <w:sz w:val="17"/>
               </w:rPr>
-              <w:t>Les informations sur l'acte de naissance (ni Jours, ni mois et ni années) de  MAME DIARRA FAYE 2  manquent, s'il vous plait pouvez-vous fournir d'effort pour avoir ces informations.</w:t>
+              <w:t>La raison principale que OMAR NDIAYE n'a pas fait des études dans une école formelle est PREFERENCE ECOLE CORANIQUE et semble exister dans les modalités, prière de prendre attache avec le QG pour plus d'explication afin de la classer bien.</w:t>
             </w:r>
           </w:p>
         </w:tc>
@@ -1778,7 +1778,7 @@
                 <w:i w:val="0"/>
                 <w:sz w:val="16"/>
               </w:rPr>
-              <w:t>S01</w:t>
+              <w:t>S02</w:t>
               <w:br/>
             </w:r>
             <w:r>
@@ -1788,7 +1788,7 @@
                 <w:color w:val="64748B"/>
                 <w:sz w:val="14"/>
               </w:rPr>
-              <w:t>Démographie</w:t>
+              <w:t>Éducation</w:t>
             </w:r>
           </w:p>
         </w:tc>
@@ -1804,7 +1804,7 @@
                 <w:color w:val="16A34A"/>
                 <w:sz w:val="16"/>
               </w:rPr>
-              <w:t>s00q27, s01q03a, s01q03b, s01q03c, s01q00b</w:t>
+              <w:t>s01q23, s01q00b, s01q23_autre</w:t>
             </w:r>
           </w:p>
         </w:tc>
@@ -1835,7 +1835,7 @@
                 <w:i w:val="0"/>
                 <w:sz w:val="17"/>
               </w:rPr>
-              <w:t>Les informations sur l'acte de naissance (ni Jours, ni mois et ni années) de  MAME DIARRA NDIAYE  manquent, s'il vous plait pouvez-vous fournir d'effort pour avoir ces informations.</w:t>
+              <w:t>La raison principale que TALLA FAYE n'a pas fait des études dans une école formelle est PREFERENCE ECOLE CORANIQUE et semble exister dans les modalités, prière de prendre attache avec le QG pour plus d'explication afin de la classer bien.</w:t>
             </w:r>
           </w:p>
         </w:tc>
@@ -1868,7 +1868,7 @@
                 <w:i w:val="0"/>
                 <w:sz w:val="16"/>
               </w:rPr>
-              <w:t>S01</w:t>
+              <w:t>S03</w:t>
               <w:br/>
             </w:r>
             <w:r>
@@ -1878,7 +1878,7 @@
                 <w:color w:val="64748B"/>
                 <w:sz w:val="14"/>
               </w:rPr>
-              <w:t>Démographie</w:t>
+              <w:t>Santé</w:t>
             </w:r>
           </w:p>
         </w:tc>
@@ -1894,7 +1894,7 @@
                 <w:color w:val="16A34A"/>
                 <w:sz w:val="16"/>
               </w:rPr>
-              <w:t>—</w:t>
+              <w:t>s01q47__7, s02q24, s01q00b</w:t>
             </w:r>
           </w:p>
         </w:tc>
@@ -1925,7 +1925,7 @@
                 <w:i w:val="0"/>
                 <w:sz w:val="17"/>
               </w:rPr>
-              <w:t>Prière de verifier l'information donnée par MAME DIARRA NDIAYE ou corriger au niveau de la section 1.</w:t>
+              <w:t>Attention ! La dépense totale de frais de consultation dans un service de santé ou un guérisseur au cours des 3 derniers mois sans hospitalisation (120000 Fcfa) de MBAYE NDIAYE est relativement élevé.</w:t>
             </w:r>
           </w:p>
         </w:tc>
@@ -1958,7 +1958,7 @@
                 <w:i w:val="0"/>
                 <w:sz w:val="16"/>
               </w:rPr>
-              <w:t>S01</w:t>
+              <w:t>S03</w:t>
               <w:br/>
             </w:r>
             <w:r>
@@ -1968,7 +1968,7 @@
                 <w:color w:val="64748B"/>
                 <w:sz w:val="14"/>
               </w:rPr>
-              <w:t>Démographie</w:t>
+              <w:t>Santé</w:t>
             </w:r>
           </w:p>
         </w:tc>
@@ -1984,7 +1984,7 @@
                 <w:color w:val="16A34A"/>
                 <w:sz w:val="16"/>
               </w:rPr>
-              <w:t>s00q27, s01q03a, s01q03b, s01q03c, s01q00b</w:t>
+              <w:t>—</w:t>
             </w:r>
           </w:p>
         </w:tc>
@@ -2015,7 +2015,7 @@
                 <w:i w:val="0"/>
                 <w:sz w:val="17"/>
               </w:rPr>
-              <w:t>Les informations sur l'acte de naissance (ni Jours, ni mois et ni années) de  MAREME SENE  manquent, s'il vous plait pouvez-vous fournir d'effort pour avoir ces informations.</w:t>
+              <w:t>Prière de corriger ou de confirmer avec le QG.</w:t>
             </w:r>
           </w:p>
         </w:tc>
@@ -2048,7 +2048,7 @@
                 <w:i w:val="0"/>
                 <w:sz w:val="16"/>
               </w:rPr>
-              <w:t>S01</w:t>
+              <w:t>S04</w:t>
               <w:br/>
             </w:r>
             <w:r>
@@ -2058,7 +2058,7 @@
                 <w:color w:val="64748B"/>
                 <w:sz w:val="14"/>
               </w:rPr>
-              <w:t>Démographie</w:t>
+              <w:t>Emploi</w:t>
             </w:r>
           </w:p>
         </w:tc>
@@ -2074,7 +2074,7 @@
                 <w:color w:val="16A34A"/>
                 <w:sz w:val="16"/>
               </w:rPr>
-              <w:t>s00q27, s01q03a, s01q03b, s01q03c, s01q00b</w:t>
+              <w:t>s01q23, s01q00b, s01q23_autre</w:t>
             </w:r>
           </w:p>
         </w:tc>
@@ -2105,7 +2105,7 @@
                 <w:i w:val="0"/>
                 <w:sz w:val="17"/>
               </w:rPr>
-              <w:t>Les informations sur l'acte de naissance (ni Jours, ni mois et ni années) de  MBAYE NDIAYE  manquent, s'il vous plait pouvez-vous fournir d'effort pour avoir ces informations.</w:t>
+              <w:t>La  raison principale que TALLA FAYE n'a pas cherché du travail au cours des 30 derniers jours est ETUDE CORANIQUE et semble exister dans les modalités, prière de prendre attache avec le QG pour plus d'explication afin de la classer bien.</w:t>
             </w:r>
           </w:p>
         </w:tc>
@@ -2138,7 +2138,7 @@
                 <w:i w:val="0"/>
                 <w:sz w:val="16"/>
               </w:rPr>
-              <w:t>S01</w:t>
+              <w:t>S04</w:t>
               <w:br/>
             </w:r>
             <w:r>
@@ -2148,7 +2148,7 @@
                 <w:color w:val="64748B"/>
                 <w:sz w:val="14"/>
               </w:rPr>
-              <w:t>Démographie</w:t>
+              <w:t>Emploi</w:t>
             </w:r>
           </w:p>
         </w:tc>
@@ -2164,7 +2164,7 @@
                 <w:color w:val="16A34A"/>
                 <w:sz w:val="16"/>
               </w:rPr>
-              <w:t>s00q27, s01q03a, s01q03b, s01q03c, s01q00b</w:t>
+              <w:t>s01q23, s01q00b, s01q23_autre</w:t>
             </w:r>
           </w:p>
         </w:tc>
@@ -2195,7 +2195,7 @@
                 <w:i w:val="0"/>
                 <w:sz w:val="17"/>
               </w:rPr>
-              <w:t>Les informations sur l'acte de naissance (ni Jours, ni mois et ni années) de  MODOU NDIAYE  manquent, s'il vous plait pouvez-vous fournir d'effort pour avoir ces informations.</w:t>
+              <w:t>La  raison principale que OMAR NDIAYE n'a pas cherché du travail au cours des 30 derniers jours est ETUDE CORANIQUE et semble exister dans les modalités, prière de prendre attache avec le QG pour plus d'explication afin de la classer bien.</w:t>
             </w:r>
           </w:p>
         </w:tc>
@@ -2228,7 +2228,7 @@
                 <w:i w:val="0"/>
                 <w:sz w:val="16"/>
               </w:rPr>
-              <w:t>S01</w:t>
+              <w:t>S04</w:t>
               <w:br/>
             </w:r>
             <w:r>
@@ -2238,7 +2238,7 @@
                 <w:color w:val="64748B"/>
                 <w:sz w:val="14"/>
               </w:rPr>
-              <w:t>Démographie</w:t>
+              <w:t>Emploi</w:t>
             </w:r>
           </w:p>
         </w:tc>
@@ -2254,7 +2254,7 @@
                 <w:color w:val="16A34A"/>
                 <w:sz w:val="16"/>
               </w:rPr>
-              <w:t>s00q27, s01q03a, s01q03b, s01q03c, s01q00b</w:t>
+              <w:t>—</w:t>
             </w:r>
           </w:p>
         </w:tc>
@@ -2285,7 +2285,7 @@
                 <w:i w:val="0"/>
                 <w:sz w:val="17"/>
               </w:rPr>
-              <w:t>Les informations sur l'acte de naissance (ni Jours, ni mois et ni années) de  NDEYE KHADY NDIAYE  manquent, s'il vous plait pouvez-vous fournir d'effort pour avoir ces informations.</w:t>
+              <w:t>Attention ! Le nombre de jours (12 jours) que MODOU NDIAYE a travaillés par mois semble être inférieur à 15.</w:t>
             </w:r>
           </w:p>
         </w:tc>
@@ -2318,7 +2318,7 @@
                 <w:i w:val="0"/>
                 <w:sz w:val="16"/>
               </w:rPr>
-              <w:t>S01</w:t>
+              <w:t>S04</w:t>
               <w:br/>
             </w:r>
             <w:r>
@@ -2328,7 +2328,7 @@
                 <w:color w:val="64748B"/>
                 <w:sz w:val="14"/>
               </w:rPr>
-              <w:t>Démographie</w:t>
+              <w:t>Emploi</w:t>
             </w:r>
           </w:p>
         </w:tc>
@@ -2344,7 +2344,7 @@
                 <w:color w:val="16A34A"/>
                 <w:sz w:val="16"/>
               </w:rPr>
-              <w:t>s00q27, s01q03a, s01q03b, s01q03c, s01q00b</w:t>
+              <w:t>—</w:t>
             </w:r>
           </w:p>
         </w:tc>
@@ -2375,7 +2375,7 @@
                 <w:i w:val="0"/>
                 <w:sz w:val="17"/>
               </w:rPr>
-              <w:t>Les informations sur l'acte de naissance (ni Jours, ni mois et ni années) de  NGONE SENE  manquent, s'il vous plait pouvez-vous fournir d'effort pour avoir ces informations.</w:t>
+              <w:t>Veuillez, s'il vous plaît, confirmer cette information.</w:t>
             </w:r>
           </w:p>
         </w:tc>
@@ -2408,7 +2408,7 @@
                 <w:i w:val="0"/>
                 <w:sz w:val="16"/>
               </w:rPr>
-              <w:t>S01</w:t>
+              <w:t>S04</w:t>
               <w:br/>
             </w:r>
             <w:r>
@@ -2418,7 +2418,7 @@
                 <w:color w:val="64748B"/>
                 <w:sz w:val="14"/>
               </w:rPr>
-              <w:t>Démographie</w:t>
+              <w:t>Emploi</w:t>
             </w:r>
           </w:p>
         </w:tc>
@@ -2434,7 +2434,7 @@
                 <w:color w:val="16A34A"/>
                 <w:sz w:val="16"/>
               </w:rPr>
-              <w:t>s00q27, s01q03a, s01q03b, s01q03c, s01q00b</w:t>
+              <w:t>s01q35, s01q36, s01q37, s02q04, s02q15, s03q13, s03q14, s03q15</w:t>
             </w:r>
           </w:p>
         </w:tc>
@@ -2465,7 +2465,7 @@
                 <w:i w:val="0"/>
                 <w:sz w:val="17"/>
               </w:rPr>
-              <w:t>Les informations sur l'acte de naissance (ni Jours, ni mois et ni années) de  OMAR NDIAYE  manquent, s'il vous plait pouvez-vous fournir d'effort pour avoir ces informations.</w:t>
+              <w:t>Nombre de mois exercé  (3 mois) par MAREME SENE dans l'emploi au cours des 12 derniers mois semble faible, veuillez corriger s'il vous plait ou comfirmer avec le QG.</w:t>
             </w:r>
           </w:p>
         </w:tc>
@@ -2498,7 +2498,7 @@
                 <w:i w:val="0"/>
                 <w:sz w:val="16"/>
               </w:rPr>
-              <w:t>S01</w:t>
+              <w:t>S07</w:t>
               <w:br/>
             </w:r>
             <w:r>
@@ -2508,7 +2508,7 @@
                 <w:color w:val="64748B"/>
                 <w:sz w:val="14"/>
               </w:rPr>
-              <w:t>Démographie</w:t>
+              <w:t>Consommation alimentaire</w:t>
             </w:r>
           </w:p>
         </w:tc>
@@ -2524,7 +2524,7 @@
                 <w:color w:val="16A34A"/>
                 <w:sz w:val="16"/>
               </w:rPr>
-              <w:t>s00q27, s01q03a, s01q03b, s01q03c, s01q00b</w:t>
+              <w:t>—</w:t>
             </w:r>
           </w:p>
         </w:tc>
@@ -2555,7 +2555,7 @@
                 <w:i w:val="0"/>
                 <w:sz w:val="17"/>
               </w:rPr>
-              <w:t>Les informations sur l'acte de naissance (ni Jours, ni mois et ni années) de  TALLA FAYE  manquent, s'il vous plait pouvez-vous fournir d'effort pour avoir ces informations.</w:t>
+              <w:t>Attention ! Le prix unitaire d'achat (200 Fcfa) de Aubergine en Pièce (Moyen) est relativement élevé par rapport aux autres prix observés dans cette zone.</w:t>
             </w:r>
           </w:p>
         </w:tc>
@@ -2588,7 +2588,7 @@
                 <w:i w:val="0"/>
                 <w:sz w:val="16"/>
               </w:rPr>
-              <w:t>S02</w:t>
+              <w:t>S07</w:t>
               <w:br/>
             </w:r>
             <w:r>
@@ -2598,7 +2598,7 @@
                 <w:color w:val="64748B"/>
                 <w:sz w:val="14"/>
               </w:rPr>
-              <w:t>Éducation</w:t>
+              <w:t>Consommation alimentaire</w:t>
             </w:r>
           </w:p>
         </w:tc>
@@ -2614,7 +2614,7 @@
                 <w:color w:val="16A34A"/>
                 <w:sz w:val="16"/>
               </w:rPr>
-              <w:t>s01q23, s01q00b, s01q23_autre</w:t>
+              <w:t>—</w:t>
             </w:r>
           </w:p>
         </w:tc>
@@ -2645,7 +2645,7 @@
                 <w:i w:val="0"/>
                 <w:sz w:val="17"/>
               </w:rPr>
-              <w:t>La raison principale que FAMA FAYE 2 n'a pas fait des études dans une école formelle est PREFERENCE ECOLE CORANIQUE et semble exister dans les modalités, prière de prendre attache avec le QG pour plus d'explication afin de la classer bien.</w:t>
+              <w:t>Prière de corriger ou de confirmer avec le QG.</w:t>
             </w:r>
           </w:p>
         </w:tc>
@@ -2678,7 +2678,7 @@
                 <w:i w:val="0"/>
                 <w:sz w:val="16"/>
               </w:rPr>
-              <w:t>S02</w:t>
+              <w:t>S07</w:t>
               <w:br/>
             </w:r>
             <w:r>
@@ -2688,7 +2688,7 @@
                 <w:color w:val="64748B"/>
                 <w:sz w:val="14"/>
               </w:rPr>
-              <w:t>Éducation</w:t>
+              <w:t>Consommation alimentaire</w:t>
             </w:r>
           </w:p>
         </w:tc>
@@ -2704,7 +2704,7 @@
                 <w:color w:val="16A34A"/>
                 <w:sz w:val="16"/>
               </w:rPr>
-              <w:t>s01q23, s01q00b, s01q23_autre</w:t>
+              <w:t>s02q02__1, s02q15, s02q17, s03q16, s04q27, s04q43, s04q63, s05q11</w:t>
             </w:r>
           </w:p>
         </w:tc>
@@ -2735,7 +2735,7 @@
                 <w:i w:val="0"/>
                 <w:sz w:val="17"/>
               </w:rPr>
-              <w:t>La raison principale que MAME DIARRA FAYE 2 n'a pas fait des études dans une école formelle est PREFERENCE ECOLE CORANIQUE et semble exister dans les modalités, prière de prendre attache avec le QG pour plus d'explication afin de la classer bien.</w:t>
+              <w:t>(maïs, tournesol, coco, lait de vache, etc.) consommée  par le ménage semble très élevé, prière de corriger ou confirmer avec le QG.</w:t>
             </w:r>
           </w:p>
         </w:tc>
@@ -2768,7 +2768,7 @@
                 <w:i w:val="0"/>
                 <w:sz w:val="16"/>
               </w:rPr>
-              <w:t>S02</w:t>
+              <w:t>S09</w:t>
               <w:br/>
             </w:r>
             <w:r>
@@ -2778,7 +2778,7 @@
                 <w:color w:val="64748B"/>
                 <w:sz w:val="14"/>
               </w:rPr>
-              <w:t>Éducation</w:t>
+              <w:t>Dépenses non alimentaires</w:t>
             </w:r>
           </w:p>
         </w:tc>
@@ -2794,7 +2794,7 @@
                 <w:color w:val="16A34A"/>
                 <w:sz w:val="16"/>
               </w:rPr>
-              <w:t>s01q23, s01q00b, s01q23_autre</w:t>
+              <w:t>—</w:t>
             </w:r>
           </w:p>
         </w:tc>
@@ -2825,7 +2825,7 @@
                 <w:i w:val="0"/>
                 <w:sz w:val="17"/>
               </w:rPr>
-              <w:t>La raison principale que MAME DIARRA NDIAYE n'a pas fait des études dans une école formelle est PREFERENCE ECOLE CORANIQUE et semble exister dans les modalités, prière de prendre attache avec le QG pour plus d'explication afin de la classer bien.</w:t>
+              <w:t>Attention ! La dépense du ménage de OUSMANE NDIAYE (1500 Fcfa) au cours de 30 derniers jours de Bois de chauffe acheté est relativement élevé.</w:t>
             </w:r>
           </w:p>
         </w:tc>
@@ -2858,7 +2858,7 @@
                 <w:i w:val="0"/>
                 <w:sz w:val="16"/>
               </w:rPr>
-              <w:t>S02</w:t>
+              <w:t>S09</w:t>
               <w:br/>
             </w:r>
             <w:r>
@@ -2868,7 +2868,7 @@
                 <w:color w:val="64748B"/>
                 <w:sz w:val="14"/>
               </w:rPr>
-              <w:t>Éducation</w:t>
+              <w:t>Dépenses non alimentaires</w:t>
             </w:r>
           </w:p>
         </w:tc>
@@ -2884,7 +2884,7 @@
                 <w:color w:val="16A34A"/>
                 <w:sz w:val="16"/>
               </w:rPr>
-              <w:t>s01q23, s01q00b, s01q23_autre</w:t>
+              <w:t>—</w:t>
             </w:r>
           </w:p>
         </w:tc>
@@ -2915,7 +2915,7 @@
                 <w:i w:val="0"/>
                 <w:sz w:val="17"/>
               </w:rPr>
-              <w:t>La raison principale que MODOU NDIAYE n'a pas fait des études dans une école formelle est PREFERENCE ECOLE CORANIQUE et semble exister dans les modalités, prière de prendre attache avec le QG pour plus d'explication afin de la classer bien.</w:t>
+              <w:t>Prière de corriger ou de confirmer avec le QG.</w:t>
             </w:r>
           </w:p>
         </w:tc>
@@ -2948,7 +2948,7 @@
                 <w:i w:val="0"/>
                 <w:sz w:val="16"/>
               </w:rPr>
-              <w:t>S02</w:t>
+              <w:t>S09</w:t>
               <w:br/>
             </w:r>
             <w:r>
@@ -2958,7 +2958,7 @@
                 <w:color w:val="64748B"/>
                 <w:sz w:val="14"/>
               </w:rPr>
-              <w:t>Éducation</w:t>
+              <w:t>Dépenses non alimentaires</w:t>
             </w:r>
           </w:p>
         </w:tc>
@@ -2974,7 +2974,7 @@
                 <w:color w:val="16A34A"/>
                 <w:sz w:val="16"/>
               </w:rPr>
-              <w:t>s01q23, s01q00b, s01q23_autre</w:t>
+              <w:t>—</w:t>
             </w:r>
           </w:p>
         </w:tc>
@@ -3005,7 +3005,7 @@
                 <w:i w:val="0"/>
                 <w:sz w:val="17"/>
               </w:rPr>
-              <w:t>La raison principale que NDEYE KHADY NDIAYE n'a pas fait des études dans une école formelle est PREFERENCE ECOLE CORANIQUE et semble exister dans les modalités, prière de prendre attache avec le QG pour plus d'explication afin de la classer bien.</w:t>
+              <w:t>Attention ! La dépense du ménage de OUSMANE NDIAYE (2500 Fcfa) au cours de 6 derniers mois de Frais de confection et de réparation de vêtements femme: robe, pantalon, jupe, ensemble, réparation, location, etc.</w:t>
             </w:r>
           </w:p>
         </w:tc>
@@ -3038,7 +3038,7 @@
                 <w:i w:val="0"/>
                 <w:sz w:val="16"/>
               </w:rPr>
-              <w:t>S02</w:t>
+              <w:t>S09</w:t>
               <w:br/>
             </w:r>
             <w:r>
@@ -3048,7 +3048,7 @@
                 <w:color w:val="64748B"/>
                 <w:sz w:val="14"/>
               </w:rPr>
-              <w:t>Éducation</w:t>
+              <w:t>Dépenses non alimentaires</w:t>
             </w:r>
           </w:p>
         </w:tc>
@@ -3064,7 +3064,7 @@
                 <w:color w:val="16A34A"/>
                 <w:sz w:val="16"/>
               </w:rPr>
-              <w:t>s01q23, s01q00b, s01q23_autre</w:t>
+              <w:t>—</w:t>
             </w:r>
           </w:p>
         </w:tc>
@@ -3095,7 +3095,7 @@
                 <w:i w:val="0"/>
                 <w:sz w:val="17"/>
               </w:rPr>
-              <w:t>La raison principale que OMAR NDIAYE n'a pas fait des études dans une école formelle est PREFERENCE ECOLE CORANIQUE et semble exister dans les modalités, prière de prendre attache avec le QG pour plus d'explication afin de la classer bien.</w:t>
+              <w:t>est relativement élevé.</w:t>
             </w:r>
           </w:p>
         </w:tc>
@@ -3128,7 +3128,7 @@
                 <w:i w:val="0"/>
                 <w:sz w:val="16"/>
               </w:rPr>
-              <w:t>S02</w:t>
+              <w:t>S09</w:t>
               <w:br/>
             </w:r>
             <w:r>
@@ -3138,7 +3138,7 @@
                 <w:color w:val="64748B"/>
                 <w:sz w:val="14"/>
               </w:rPr>
-              <w:t>Éducation</w:t>
+              <w:t>Dépenses non alimentaires</w:t>
             </w:r>
           </w:p>
         </w:tc>
@@ -3154,7 +3154,7 @@
                 <w:color w:val="16A34A"/>
                 <w:sz w:val="16"/>
               </w:rPr>
-              <w:t>s01q23, s01q00b, s01q23_autre</w:t>
+              <w:t>—</w:t>
             </w:r>
           </w:p>
         </w:tc>
@@ -3185,7 +3185,7 @@
                 <w:i w:val="0"/>
                 <w:sz w:val="17"/>
               </w:rPr>
-              <w:t>La raison principale que TALLA FAYE n'a pas fait des études dans une école formelle est PREFERENCE ECOLE CORANIQUE et semble exister dans les modalités, prière de prendre attache avec le QG pour plus d'explication afin de la classer bien.</w:t>
+              <w:t>Prière de corriger ou de confirmer avec le QG.</w:t>
             </w:r>
           </w:p>
         </w:tc>
@@ -3218,7 +3218,7 @@
                 <w:i w:val="0"/>
                 <w:sz w:val="16"/>
               </w:rPr>
-              <w:t>S03</w:t>
+              <w:t>S09</w:t>
               <w:br/>
             </w:r>
             <w:r>
@@ -3228,7 +3228,7 @@
                 <w:color w:val="64748B"/>
                 <w:sz w:val="14"/>
               </w:rPr>
-              <w:t>Santé</w:t>
+              <w:t>Dépenses non alimentaires</w:t>
             </w:r>
           </w:p>
         </w:tc>
@@ -3244,7 +3244,7 @@
                 <w:color w:val="16A34A"/>
                 <w:sz w:val="16"/>
               </w:rPr>
-              <w:t>s01q47__7, s02q24, s01q00b</w:t>
+              <w:t>—</w:t>
             </w:r>
           </w:p>
         </w:tc>
@@ -3275,7 +3275,7 @@
                 <w:i w:val="0"/>
                 <w:sz w:val="17"/>
               </w:rPr>
-              <w:t>Attention ! La dépense totale de frais de consultation dans un service de santé ou un guérisseur au cours des 3 derniers mois sans hospitalisation (120000 Fcfa) de MBAYE NDIAYE est relativement élevé.</w:t>
+              <w:t>Attention ! La dépense du ménage de OUSMANE NDIAYE (75000 Fcfa) au cours de 6 derniers mois de Chaussures hommes est relativement élevé.</w:t>
             </w:r>
           </w:p>
         </w:tc>
@@ -3308,7 +3308,7 @@
                 <w:i w:val="0"/>
                 <w:sz w:val="16"/>
               </w:rPr>
-              <w:t>S03</w:t>
+              <w:t>S10</w:t>
               <w:br/>
             </w:r>
             <w:r>
@@ -3318,7 +3318,7 @@
                 <w:color w:val="64748B"/>
                 <w:sz w:val="14"/>
               </w:rPr>
-              <w:t>Santé</w:t>
+              <w:t>Logement</w:t>
             </w:r>
           </w:p>
         </w:tc>
@@ -3365,7 +3365,7 @@
                 <w:i w:val="0"/>
                 <w:sz w:val="17"/>
               </w:rPr>
-              <w:t>Prière de corriger ou de confirmer avec le QG.</w:t>
+              <w:t>L'entreprise VENDEUR DE BISSAP est généralement une entreprise commerciale ou de service dont elle ne depense pas en achat de matières premières.Elle ne transforme pas de produit donc ne peut pas obtenir un montant sur la vente des produits transformés (10.48 ou 10.49).</w:t>
             </w:r>
           </w:p>
         </w:tc>
@@ -3398,7 +3398,7 @@
                 <w:i w:val="0"/>
                 <w:sz w:val="16"/>
               </w:rPr>
-              <w:t>S04</w:t>
+              <w:t>S10</w:t>
               <w:br/>
             </w:r>
             <w:r>
@@ -3408,7 +3408,7 @@
                 <w:color w:val="64748B"/>
                 <w:sz w:val="14"/>
               </w:rPr>
-              <w:t>Emploi</w:t>
+              <w:t>Logement</w:t>
             </w:r>
           </w:p>
         </w:tc>
@@ -3424,7 +3424,7 @@
                 <w:color w:val="16A34A"/>
                 <w:sz w:val="16"/>
               </w:rPr>
-              <w:t>s01q23, s01q00b, s01q23_autre</w:t>
+              <w:t>—</w:t>
             </w:r>
           </w:p>
         </w:tc>
@@ -3455,7 +3455,7 @@
                 <w:i w:val="0"/>
                 <w:sz w:val="17"/>
               </w:rPr>
-              <w:t>La  raison principale que TALLA FAYE n'a pas cherché du travail au cours des 30 derniers jours est ETUDE CORANIQUE et semble exister dans les modalités, prière de prendre attache avec le QG pour plus d'explication afin de la classer bien.</w:t>
+              <w:t>Prière de mettre 0 pour ces questions si elles ne font pas de transformation.</w:t>
             </w:r>
           </w:p>
         </w:tc>
@@ -3488,7 +3488,7 @@
                 <w:i w:val="0"/>
                 <w:sz w:val="16"/>
               </w:rPr>
-              <w:t>S04</w:t>
+              <w:t>S10</w:t>
               <w:br/>
             </w:r>
             <w:r>
@@ -3498,7 +3498,7 @@
                 <w:color w:val="64748B"/>
                 <w:sz w:val="14"/>
               </w:rPr>
-              <w:t>Emploi</w:t>
+              <w:t>Logement</w:t>
             </w:r>
           </w:p>
         </w:tc>
@@ -3514,7 +3514,7 @@
                 <w:color w:val="16A34A"/>
                 <w:sz w:val="16"/>
               </w:rPr>
-              <w:t>s01q23, s01q00b, s01q23_autre</w:t>
+              <w:t>—</w:t>
             </w:r>
           </w:p>
         </w:tc>
@@ -3545,7 +3545,7 @@
                 <w:i w:val="0"/>
                 <w:sz w:val="17"/>
               </w:rPr>
-              <w:t>La  raison principale que OMAR NDIAYE n'a pas cherché du travail au cours des 30 derniers jours est ETUDE CORANIQUE et semble exister dans les modalités, prière de prendre attache avec le QG pour plus d'explication afin de la classer bien.</w:t>
+              <w:t>L'entreprise VENDEUR DE BISSAP n'est pas une entreprise de fabrication et pourtant vous avez renseigné soit renseigner la question 10.48 ou 10.49, si vous pensez qu'elle est une entreprise de fabrication prière de reprendre le classement de la nomenclature en 10.17a ou s'elle ne fait de fabrication merci de mettre 0 en 10.48 et 10.49.</w:t>
             </w:r>
           </w:p>
         </w:tc>
@@ -3578,7 +3578,7 @@
                 <w:i w:val="0"/>
                 <w:sz w:val="16"/>
               </w:rPr>
-              <w:t>S04</w:t>
+              <w:t>S10</w:t>
               <w:br/>
             </w:r>
             <w:r>
@@ -3588,7 +3588,7 @@
                 <w:color w:val="64748B"/>
                 <w:sz w:val="14"/>
               </w:rPr>
-              <w:t>Emploi</w:t>
+              <w:t>Logement</w:t>
             </w:r>
           </w:p>
         </w:tc>
@@ -3635,7 +3635,7 @@
                 <w:i w:val="0"/>
                 <w:sz w:val="17"/>
               </w:rPr>
-              <w:t>Attention ! Le nombre de jours (12 jours) que MODOU NDIAYE a travaillés par mois semble être inférieur à 15.</w:t>
+              <w:t>Mettre soit le montant en 10.46 et 10.47 s'elle fait de commerce ou mettre en 10.50 s'elle rend service.</w:t>
             </w:r>
           </w:p>
         </w:tc>
@@ -3668,7 +3668,7 @@
                 <w:i w:val="0"/>
                 <w:sz w:val="16"/>
               </w:rPr>
-              <w:t>S04</w:t>
+              <w:t>S11</w:t>
               <w:br/>
             </w:r>
             <w:r>
@@ -3678,7 +3678,7 @@
                 <w:color w:val="64748B"/>
                 <w:sz w:val="14"/>
               </w:rPr>
-              <w:t>Emploi</w:t>
+              <w:t>Logement / cadre de vie</w:t>
             </w:r>
           </w:p>
         </w:tc>
@@ -3694,7 +3694,7 @@
                 <w:color w:val="16A34A"/>
                 <w:sz w:val="16"/>
               </w:rPr>
-              <w:t>—</w:t>
+              <w:t>s01q41, s02q20, s02q21, s02q22, s03q37__4, s03q39a, s03q39b, s03q39c</w:t>
             </w:r>
           </w:p>
         </w:tc>
@@ -3725,7 +3725,7 @@
                 <w:i w:val="0"/>
                 <w:sz w:val="17"/>
               </w:rPr>
-              <w:t>Veuillez, s'il vous plaît, confirmer cette information.</w:t>
+              <w:t>Le temps mis (en heure et en minute) pour s'approvisionner en eau de boisson une fois à la source est 14.5 fois plus élevé que le temps mis (en minutes) pour se rendre à la principale source d'approvisionnement en eau de boisson, prière de corriger.</w:t>
             </w:r>
           </w:p>
         </w:tc>
@@ -3758,7 +3758,7 @@
                 <w:i w:val="0"/>
                 <w:sz w:val="16"/>
               </w:rPr>
-              <w:t>S04</w:t>
+              <w:t>S15</w:t>
               <w:br/>
             </w:r>
             <w:r>
@@ -3768,7 +3768,7 @@
                 <w:color w:val="64748B"/>
                 <w:sz w:val="14"/>
               </w:rPr>
-              <w:t>Emploi</w:t>
+              <w:t>Filets de sécurité</w:t>
             </w:r>
           </w:p>
         </w:tc>
@@ -3784,7 +3784,7 @@
                 <w:color w:val="16A34A"/>
                 <w:sz w:val="16"/>
               </w:rPr>
-              <w:t>s01q35, s01q36, s01q37, s02q04, s02q15, s03q13, s03q14, s03q15</w:t>
+              <w:t>s15q06_autre</w:t>
             </w:r>
           </w:p>
         </w:tc>
@@ -3800,7 +3800,7 @@
                 <w:color w:val="64748B"/>
                 <w:sz w:val="16"/>
               </w:rPr>
-              <w:t>GT-CQ</w:t>
+              <w:t>Inter-sections</w:t>
             </w:r>
           </w:p>
         </w:tc>
@@ -3815,7 +3815,7 @@
                 <w:i w:val="0"/>
                 <w:sz w:val="17"/>
               </w:rPr>
-              <w:t>Nombre de mois exercé  (3 mois) par MAREME SENE dans l'emploi au cours des 12 derniers mois semble faible, veuillez corriger s'il vous plait ou comfirmer avec le QG.</w:t>
+              <w:t>[ssaw_autre_filet_securite] Raison non-bénéfice filet sécurité saisie en 'Autre' (s15q06_autre). Vérifier si une modalité existante aurait dû être utilisée.</w:t>
             </w:r>
           </w:p>
         </w:tc>
@@ -3848,7 +3848,7 @@
                 <w:i w:val="0"/>
                 <w:sz w:val="16"/>
               </w:rPr>
-              <w:t>S07</w:t>
+              <w:t>S20</w:t>
               <w:br/>
             </w:r>
             <w:r>
@@ -3858,7 +3858,7 @@
                 <w:color w:val="64748B"/>
                 <w:sz w:val="14"/>
               </w:rPr>
-              <w:t>Consommation alimentaire</w:t>
+              <w:t>Gouvernance / autres</w:t>
             </w:r>
           </w:p>
         </w:tc>
@@ -3905,7 +3905,7 @@
                 <w:i w:val="0"/>
                 <w:sz w:val="17"/>
               </w:rPr>
-              <w:t>Attention ! Le prix unitaire d'achat (200 Fcfa) de Aubergine en Pièce (Moyen) est relativement élevé par rapport aux autres prix observés dans cette zone.</w:t>
+              <w:t>Veuillez confirmer ces informations avec le QG ou apporter les corrections nécessaires.</w:t>
             </w:r>
           </w:p>
         </w:tc>
@@ -3920,10 +3920,10 @@
               <w:rPr>
                 <w:b/>
                 <w:i w:val="0"/>
-                <w:color w:val="EA580C"/>
+                <w:color w:val="CA8A04"/>
                 <w:sz w:val="16"/>
               </w:rPr>
-              <w:t>Moyenne</w:t>
+              <w:t>Faible</w:t>
             </w:r>
           </w:p>
         </w:tc>
@@ -3938,7 +3938,7 @@
                 <w:i w:val="0"/>
                 <w:sz w:val="16"/>
               </w:rPr>
-              <w:t>S07</w:t>
+              <w:t>S01</w:t>
               <w:br/>
             </w:r>
             <w:r>
@@ -3948,7 +3948,7 @@
                 <w:color w:val="64748B"/>
                 <w:sz w:val="14"/>
               </w:rPr>
-              <w:t>Consommation alimentaire</w:t>
+              <w:t>Démographie</w:t>
             </w:r>
           </w:p>
         </w:tc>
@@ -3964,7 +3964,7 @@
                 <w:color w:val="16A34A"/>
                 <w:sz w:val="16"/>
               </w:rPr>
-              <w:t>—</w:t>
+              <w:t>s01q39, s01q40, s01q43, s01q00b</w:t>
             </w:r>
           </w:p>
         </w:tc>
@@ -3995,7 +3995,7 @@
                 <w:i w:val="0"/>
                 <w:sz w:val="17"/>
               </w:rPr>
-              <w:t>Prière de corriger ou de confirmer avec le QG.</w:t>
+              <w:t>Avertissement!!!  MAME DIARRA NDIAYE  ne possède pas le téléphone android, n'utilise régulièrement pas un téléphone appartenant à une autre personne mais a accès à l'internet, merci de confirmer cette information avec le QG.</w:t>
             </w:r>
           </w:p>
         </w:tc>
@@ -4010,10 +4010,10 @@
               <w:rPr>
                 <w:b/>
                 <w:i w:val="0"/>
-                <w:color w:val="EA580C"/>
+                <w:color w:val="CA8A04"/>
                 <w:sz w:val="16"/>
               </w:rPr>
-              <w:t>Moyenne</w:t>
+              <w:t>Faible</w:t>
             </w:r>
           </w:p>
         </w:tc>
@@ -4028,7 +4028,7 @@
                 <w:i w:val="0"/>
                 <w:sz w:val="16"/>
               </w:rPr>
-              <w:t>S07</w:t>
+              <w:t>S01</w:t>
               <w:br/>
             </w:r>
             <w:r>
@@ -4038,7 +4038,7 @@
                 <w:color w:val="64748B"/>
                 <w:sz w:val="14"/>
               </w:rPr>
-              <w:t>Consommation alimentaire</w:t>
+              <w:t>Démographie</w:t>
             </w:r>
           </w:p>
         </w:tc>
@@ -4054,7 +4054,7 @@
                 <w:color w:val="16A34A"/>
                 <w:sz w:val="16"/>
               </w:rPr>
-              <w:t>s02q02__1, s02q15, s02q17, s03q16, s04q27, s04q43, s04q63, s05q11</w:t>
+              <w:t>s00q04, s01q41a, s01q00b</w:t>
             </w:r>
           </w:p>
         </w:tc>
@@ -4085,1357 +4085,7 @@
                 <w:i w:val="0"/>
                 <w:sz w:val="17"/>
               </w:rPr>
-              <w:t>(maïs, tournesol, coco, lait de vache, etc.) consommée  par le ménage semble très élevé, prière de corriger ou confirmer avec le QG.</w:t>
-            </w:r>
-          </w:p>
-        </w:tc>
-      </w:tr>
-      <w:tr>
-        <w:tc>
-          <w:tcPr>
-            <w:tcW w:type="dxa" w:w="964"/>
-          </w:tcPr>
-          <w:p>
-            <w:r>
-              <w:rPr>
-                <w:b/>
-                <w:i w:val="0"/>
-                <w:color w:val="EA580C"/>
-                <w:sz w:val="16"/>
-              </w:rPr>
-              <w:t>Moyenne</w:t>
-            </w:r>
-          </w:p>
-        </w:tc>
-        <w:tc>
-          <w:tcPr>
-            <w:tcW w:type="dxa" w:w="1247"/>
-          </w:tcPr>
-          <w:p>
-            <w:r>
-              <w:rPr>
-                <w:b/>
-                <w:i w:val="0"/>
-                <w:sz w:val="16"/>
-              </w:rPr>
-              <w:t>S09</w:t>
-              <w:br/>
-            </w:r>
-            <w:r>
-              <w:rPr>
-                <w:b w:val="0"/>
-                <w:i w:val="0"/>
-                <w:color w:val="64748B"/>
-                <w:sz w:val="14"/>
-              </w:rPr>
-              <w:t>Dépenses non alimentaires</w:t>
-            </w:r>
-          </w:p>
-        </w:tc>
-        <w:tc>
-          <w:tcPr>
-            <w:tcW w:type="dxa" w:w="1531"/>
-          </w:tcPr>
-          <w:p>
-            <w:r>
-              <w:rPr>
-                <w:b/>
-                <w:i w:val="0"/>
-                <w:color w:val="16A34A"/>
-                <w:sz w:val="16"/>
-              </w:rPr>
-              <w:t>—</w:t>
-            </w:r>
-          </w:p>
-        </w:tc>
-        <w:tc>
-          <w:tcPr>
-            <w:tcW w:type="dxa" w:w="1191"/>
-          </w:tcPr>
-          <w:p>
-            <w:r>
-              <w:rPr>
-                <w:b w:val="0"/>
-                <w:i w:val="0"/>
-                <w:color w:val="64748B"/>
-                <w:sz w:val="16"/>
-              </w:rPr>
-              <w:t>GT-CQ</w:t>
-            </w:r>
-          </w:p>
-        </w:tc>
-        <w:tc>
-          <w:tcPr>
-            <w:tcW w:type="dxa" w:w="4706"/>
-          </w:tcPr>
-          <w:p>
-            <w:r>
-              <w:rPr>
-                <w:b w:val="0"/>
-                <w:i w:val="0"/>
-                <w:sz w:val="17"/>
-              </w:rPr>
-              <w:t>Attention ! La dépense du ménage de OUSMANE NDIAYE (1500 Fcfa) au cours de 30 derniers jours de Bois de chauffe acheté est relativement élevé.</w:t>
-            </w:r>
-          </w:p>
-        </w:tc>
-      </w:tr>
-      <w:tr>
-        <w:tc>
-          <w:tcPr>
-            <w:tcW w:type="dxa" w:w="964"/>
-          </w:tcPr>
-          <w:p>
-            <w:r>
-              <w:rPr>
-                <w:b/>
-                <w:i w:val="0"/>
-                <w:color w:val="EA580C"/>
-                <w:sz w:val="16"/>
-              </w:rPr>
-              <w:t>Moyenne</w:t>
-            </w:r>
-          </w:p>
-        </w:tc>
-        <w:tc>
-          <w:tcPr>
-            <w:tcW w:type="dxa" w:w="1247"/>
-          </w:tcPr>
-          <w:p>
-            <w:r>
-              <w:rPr>
-                <w:b/>
-                <w:i w:val="0"/>
-                <w:sz w:val="16"/>
-              </w:rPr>
-              <w:t>S09</w:t>
-              <w:br/>
-            </w:r>
-            <w:r>
-              <w:rPr>
-                <w:b w:val="0"/>
-                <w:i w:val="0"/>
-                <w:color w:val="64748B"/>
-                <w:sz w:val="14"/>
-              </w:rPr>
-              <w:t>Dépenses non alimentaires</w:t>
-            </w:r>
-          </w:p>
-        </w:tc>
-        <w:tc>
-          <w:tcPr>
-            <w:tcW w:type="dxa" w:w="1531"/>
-          </w:tcPr>
-          <w:p>
-            <w:r>
-              <w:rPr>
-                <w:b/>
-                <w:i w:val="0"/>
-                <w:color w:val="16A34A"/>
-                <w:sz w:val="16"/>
-              </w:rPr>
-              <w:t>—</w:t>
-            </w:r>
-          </w:p>
-        </w:tc>
-        <w:tc>
-          <w:tcPr>
-            <w:tcW w:type="dxa" w:w="1191"/>
-          </w:tcPr>
-          <w:p>
-            <w:r>
-              <w:rPr>
-                <w:b w:val="0"/>
-                <w:i w:val="0"/>
-                <w:color w:val="64748B"/>
-                <w:sz w:val="16"/>
-              </w:rPr>
-              <w:t>GT-CQ</w:t>
-            </w:r>
-          </w:p>
-        </w:tc>
-        <w:tc>
-          <w:tcPr>
-            <w:tcW w:type="dxa" w:w="4706"/>
-          </w:tcPr>
-          <w:p>
-            <w:r>
-              <w:rPr>
-                <w:b w:val="0"/>
-                <w:i w:val="0"/>
-                <w:sz w:val="17"/>
-              </w:rPr>
-              <w:t>Prière de corriger ou de confirmer avec le QG.</w:t>
-            </w:r>
-          </w:p>
-        </w:tc>
-      </w:tr>
-      <w:tr>
-        <w:tc>
-          <w:tcPr>
-            <w:tcW w:type="dxa" w:w="964"/>
-          </w:tcPr>
-          <w:p>
-            <w:r>
-              <w:rPr>
-                <w:b/>
-                <w:i w:val="0"/>
-                <w:color w:val="EA580C"/>
-                <w:sz w:val="16"/>
-              </w:rPr>
-              <w:t>Moyenne</w:t>
-            </w:r>
-          </w:p>
-        </w:tc>
-        <w:tc>
-          <w:tcPr>
-            <w:tcW w:type="dxa" w:w="1247"/>
-          </w:tcPr>
-          <w:p>
-            <w:r>
-              <w:rPr>
-                <w:b/>
-                <w:i w:val="0"/>
-                <w:sz w:val="16"/>
-              </w:rPr>
-              <w:t>S09</w:t>
-              <w:br/>
-            </w:r>
-            <w:r>
-              <w:rPr>
-                <w:b w:val="0"/>
-                <w:i w:val="0"/>
-                <w:color w:val="64748B"/>
-                <w:sz w:val="14"/>
-              </w:rPr>
-              <w:t>Dépenses non alimentaires</w:t>
-            </w:r>
-          </w:p>
-        </w:tc>
-        <w:tc>
-          <w:tcPr>
-            <w:tcW w:type="dxa" w:w="1531"/>
-          </w:tcPr>
-          <w:p>
-            <w:r>
-              <w:rPr>
-                <w:b/>
-                <w:i w:val="0"/>
-                <w:color w:val="16A34A"/>
-                <w:sz w:val="16"/>
-              </w:rPr>
-              <w:t>—</w:t>
-            </w:r>
-          </w:p>
-        </w:tc>
-        <w:tc>
-          <w:tcPr>
-            <w:tcW w:type="dxa" w:w="1191"/>
-          </w:tcPr>
-          <w:p>
-            <w:r>
-              <w:rPr>
-                <w:b w:val="0"/>
-                <w:i w:val="0"/>
-                <w:color w:val="64748B"/>
-                <w:sz w:val="16"/>
-              </w:rPr>
-              <w:t>GT-CQ</w:t>
-            </w:r>
-          </w:p>
-        </w:tc>
-        <w:tc>
-          <w:tcPr>
-            <w:tcW w:type="dxa" w:w="4706"/>
-          </w:tcPr>
-          <w:p>
-            <w:r>
-              <w:rPr>
-                <w:b w:val="0"/>
-                <w:i w:val="0"/>
-                <w:sz w:val="17"/>
-              </w:rPr>
-              <w:t>Attention ! La dépense du ménage de OUSMANE NDIAYE (2500 Fcfa) au cours de 6 derniers mois de Frais de confection et de réparation de vêtements femme: robe, pantalon, jupe, ensemble, réparation, location, etc.</w:t>
-            </w:r>
-          </w:p>
-        </w:tc>
-      </w:tr>
-      <w:tr>
-        <w:tc>
-          <w:tcPr>
-            <w:tcW w:type="dxa" w:w="964"/>
-          </w:tcPr>
-          <w:p>
-            <w:r>
-              <w:rPr>
-                <w:b/>
-                <w:i w:val="0"/>
-                <w:color w:val="EA580C"/>
-                <w:sz w:val="16"/>
-              </w:rPr>
-              <w:t>Moyenne</w:t>
-            </w:r>
-          </w:p>
-        </w:tc>
-        <w:tc>
-          <w:tcPr>
-            <w:tcW w:type="dxa" w:w="1247"/>
-          </w:tcPr>
-          <w:p>
-            <w:r>
-              <w:rPr>
-                <w:b/>
-                <w:i w:val="0"/>
-                <w:sz w:val="16"/>
-              </w:rPr>
-              <w:t>S09</w:t>
-              <w:br/>
-            </w:r>
-            <w:r>
-              <w:rPr>
-                <w:b w:val="0"/>
-                <w:i w:val="0"/>
-                <w:color w:val="64748B"/>
-                <w:sz w:val="14"/>
-              </w:rPr>
-              <w:t>Dépenses non alimentaires</w:t>
-            </w:r>
-          </w:p>
-        </w:tc>
-        <w:tc>
-          <w:tcPr>
-            <w:tcW w:type="dxa" w:w="1531"/>
-          </w:tcPr>
-          <w:p>
-            <w:r>
-              <w:rPr>
-                <w:b/>
-                <w:i w:val="0"/>
-                <w:color w:val="16A34A"/>
-                <w:sz w:val="16"/>
-              </w:rPr>
-              <w:t>—</w:t>
-            </w:r>
-          </w:p>
-        </w:tc>
-        <w:tc>
-          <w:tcPr>
-            <w:tcW w:type="dxa" w:w="1191"/>
-          </w:tcPr>
-          <w:p>
-            <w:r>
-              <w:rPr>
-                <w:b w:val="0"/>
-                <w:i w:val="0"/>
-                <w:color w:val="64748B"/>
-                <w:sz w:val="16"/>
-              </w:rPr>
-              <w:t>GT-CQ</w:t>
-            </w:r>
-          </w:p>
-        </w:tc>
-        <w:tc>
-          <w:tcPr>
-            <w:tcW w:type="dxa" w:w="4706"/>
-          </w:tcPr>
-          <w:p>
-            <w:r>
-              <w:rPr>
-                <w:b w:val="0"/>
-                <w:i w:val="0"/>
-                <w:sz w:val="17"/>
-              </w:rPr>
-              <w:t>est relativement élevé.</w:t>
-            </w:r>
-          </w:p>
-        </w:tc>
-      </w:tr>
-      <w:tr>
-        <w:tc>
-          <w:tcPr>
-            <w:tcW w:type="dxa" w:w="964"/>
-          </w:tcPr>
-          <w:p>
-            <w:r>
-              <w:rPr>
-                <w:b/>
-                <w:i w:val="0"/>
-                <w:color w:val="EA580C"/>
-                <w:sz w:val="16"/>
-              </w:rPr>
-              <w:t>Moyenne</w:t>
-            </w:r>
-          </w:p>
-        </w:tc>
-        <w:tc>
-          <w:tcPr>
-            <w:tcW w:type="dxa" w:w="1247"/>
-          </w:tcPr>
-          <w:p>
-            <w:r>
-              <w:rPr>
-                <w:b/>
-                <w:i w:val="0"/>
-                <w:sz w:val="16"/>
-              </w:rPr>
-              <w:t>S09</w:t>
-              <w:br/>
-            </w:r>
-            <w:r>
-              <w:rPr>
-                <w:b w:val="0"/>
-                <w:i w:val="0"/>
-                <w:color w:val="64748B"/>
-                <w:sz w:val="14"/>
-              </w:rPr>
-              <w:t>Dépenses non alimentaires</w:t>
-            </w:r>
-          </w:p>
-        </w:tc>
-        <w:tc>
-          <w:tcPr>
-            <w:tcW w:type="dxa" w:w="1531"/>
-          </w:tcPr>
-          <w:p>
-            <w:r>
-              <w:rPr>
-                <w:b/>
-                <w:i w:val="0"/>
-                <w:color w:val="16A34A"/>
-                <w:sz w:val="16"/>
-              </w:rPr>
-              <w:t>—</w:t>
-            </w:r>
-          </w:p>
-        </w:tc>
-        <w:tc>
-          <w:tcPr>
-            <w:tcW w:type="dxa" w:w="1191"/>
-          </w:tcPr>
-          <w:p>
-            <w:r>
-              <w:rPr>
-                <w:b w:val="0"/>
-                <w:i w:val="0"/>
-                <w:color w:val="64748B"/>
-                <w:sz w:val="16"/>
-              </w:rPr>
-              <w:t>GT-CQ</w:t>
-            </w:r>
-          </w:p>
-        </w:tc>
-        <w:tc>
-          <w:tcPr>
-            <w:tcW w:type="dxa" w:w="4706"/>
-          </w:tcPr>
-          <w:p>
-            <w:r>
-              <w:rPr>
-                <w:b w:val="0"/>
-                <w:i w:val="0"/>
-                <w:sz w:val="17"/>
-              </w:rPr>
-              <w:t>Prière de corriger ou de confirmer avec le QG.</w:t>
-            </w:r>
-          </w:p>
-        </w:tc>
-      </w:tr>
-      <w:tr>
-        <w:tc>
-          <w:tcPr>
-            <w:tcW w:type="dxa" w:w="964"/>
-          </w:tcPr>
-          <w:p>
-            <w:r>
-              <w:rPr>
-                <w:b/>
-                <w:i w:val="0"/>
-                <w:color w:val="EA580C"/>
-                <w:sz w:val="16"/>
-              </w:rPr>
-              <w:t>Moyenne</w:t>
-            </w:r>
-          </w:p>
-        </w:tc>
-        <w:tc>
-          <w:tcPr>
-            <w:tcW w:type="dxa" w:w="1247"/>
-          </w:tcPr>
-          <w:p>
-            <w:r>
-              <w:rPr>
-                <w:b/>
-                <w:i w:val="0"/>
-                <w:sz w:val="16"/>
-              </w:rPr>
-              <w:t>S09</w:t>
-              <w:br/>
-            </w:r>
-            <w:r>
-              <w:rPr>
-                <w:b w:val="0"/>
-                <w:i w:val="0"/>
-                <w:color w:val="64748B"/>
-                <w:sz w:val="14"/>
-              </w:rPr>
-              <w:t>Dépenses non alimentaires</w:t>
-            </w:r>
-          </w:p>
-        </w:tc>
-        <w:tc>
-          <w:tcPr>
-            <w:tcW w:type="dxa" w:w="1531"/>
-          </w:tcPr>
-          <w:p>
-            <w:r>
-              <w:rPr>
-                <w:b/>
-                <w:i w:val="0"/>
-                <w:color w:val="16A34A"/>
-                <w:sz w:val="16"/>
-              </w:rPr>
-              <w:t>—</w:t>
-            </w:r>
-          </w:p>
-        </w:tc>
-        <w:tc>
-          <w:tcPr>
-            <w:tcW w:type="dxa" w:w="1191"/>
-          </w:tcPr>
-          <w:p>
-            <w:r>
-              <w:rPr>
-                <w:b w:val="0"/>
-                <w:i w:val="0"/>
-                <w:color w:val="64748B"/>
-                <w:sz w:val="16"/>
-              </w:rPr>
-              <w:t>GT-CQ</w:t>
-            </w:r>
-          </w:p>
-        </w:tc>
-        <w:tc>
-          <w:tcPr>
-            <w:tcW w:type="dxa" w:w="4706"/>
-          </w:tcPr>
-          <w:p>
-            <w:r>
-              <w:rPr>
-                <w:b w:val="0"/>
-                <w:i w:val="0"/>
-                <w:sz w:val="17"/>
-              </w:rPr>
-              <w:t>Attention ! La dépense du ménage de OUSMANE NDIAYE (75000 Fcfa) au cours de 6 derniers mois de Chaussures hommes est relativement élevé.</w:t>
-            </w:r>
-          </w:p>
-        </w:tc>
-      </w:tr>
-      <w:tr>
-        <w:tc>
-          <w:tcPr>
-            <w:tcW w:type="dxa" w:w="964"/>
-          </w:tcPr>
-          <w:p>
-            <w:r>
-              <w:rPr>
-                <w:b/>
-                <w:i w:val="0"/>
-                <w:color w:val="EA580C"/>
-                <w:sz w:val="16"/>
-              </w:rPr>
-              <w:t>Moyenne</w:t>
-            </w:r>
-          </w:p>
-        </w:tc>
-        <w:tc>
-          <w:tcPr>
-            <w:tcW w:type="dxa" w:w="1247"/>
-          </w:tcPr>
-          <w:p>
-            <w:r>
-              <w:rPr>
-                <w:b/>
-                <w:i w:val="0"/>
-                <w:sz w:val="16"/>
-              </w:rPr>
-              <w:t>S10</w:t>
-              <w:br/>
-            </w:r>
-            <w:r>
-              <w:rPr>
-                <w:b w:val="0"/>
-                <w:i w:val="0"/>
-                <w:color w:val="64748B"/>
-                <w:sz w:val="14"/>
-              </w:rPr>
-              <w:t>Logement</w:t>
-            </w:r>
-          </w:p>
-        </w:tc>
-        <w:tc>
-          <w:tcPr>
-            <w:tcW w:type="dxa" w:w="1531"/>
-          </w:tcPr>
-          <w:p>
-            <w:r>
-              <w:rPr>
-                <w:b/>
-                <w:i w:val="0"/>
-                <w:color w:val="16A34A"/>
-                <w:sz w:val="16"/>
-              </w:rPr>
-              <w:t>—</w:t>
-            </w:r>
-          </w:p>
-        </w:tc>
-        <w:tc>
-          <w:tcPr>
-            <w:tcW w:type="dxa" w:w="1191"/>
-          </w:tcPr>
-          <w:p>
-            <w:r>
-              <w:rPr>
-                <w:b w:val="0"/>
-                <w:i w:val="0"/>
-                <w:color w:val="64748B"/>
-                <w:sz w:val="16"/>
-              </w:rPr>
-              <w:t>GT-CQ</w:t>
-            </w:r>
-          </w:p>
-        </w:tc>
-        <w:tc>
-          <w:tcPr>
-            <w:tcW w:type="dxa" w:w="4706"/>
-          </w:tcPr>
-          <w:p>
-            <w:r>
-              <w:rPr>
-                <w:b w:val="0"/>
-                <w:i w:val="0"/>
-                <w:sz w:val="17"/>
-              </w:rPr>
-              <w:t>L'entreprise VENDEUR DE BISSAP est généralement une entreprise commerciale ou de service dont elle ne depense pas en achat de matières premières.Elle ne transforme pas de produit donc ne peut pas obtenir un montant sur la vente des produits transformés (10.48 ou 10.49).</w:t>
-            </w:r>
-          </w:p>
-        </w:tc>
-      </w:tr>
-      <w:tr>
-        <w:tc>
-          <w:tcPr>
-            <w:tcW w:type="dxa" w:w="964"/>
-          </w:tcPr>
-          <w:p>
-            <w:r>
-              <w:rPr>
-                <w:b/>
-                <w:i w:val="0"/>
-                <w:color w:val="EA580C"/>
-                <w:sz w:val="16"/>
-              </w:rPr>
-              <w:t>Moyenne</w:t>
-            </w:r>
-          </w:p>
-        </w:tc>
-        <w:tc>
-          <w:tcPr>
-            <w:tcW w:type="dxa" w:w="1247"/>
-          </w:tcPr>
-          <w:p>
-            <w:r>
-              <w:rPr>
-                <w:b/>
-                <w:i w:val="0"/>
-                <w:sz w:val="16"/>
-              </w:rPr>
-              <w:t>S10</w:t>
-              <w:br/>
-            </w:r>
-            <w:r>
-              <w:rPr>
-                <w:b w:val="0"/>
-                <w:i w:val="0"/>
-                <w:color w:val="64748B"/>
-                <w:sz w:val="14"/>
-              </w:rPr>
-              <w:t>Logement</w:t>
-            </w:r>
-          </w:p>
-        </w:tc>
-        <w:tc>
-          <w:tcPr>
-            <w:tcW w:type="dxa" w:w="1531"/>
-          </w:tcPr>
-          <w:p>
-            <w:r>
-              <w:rPr>
-                <w:b/>
-                <w:i w:val="0"/>
-                <w:color w:val="16A34A"/>
-                <w:sz w:val="16"/>
-              </w:rPr>
-              <w:t>—</w:t>
-            </w:r>
-          </w:p>
-        </w:tc>
-        <w:tc>
-          <w:tcPr>
-            <w:tcW w:type="dxa" w:w="1191"/>
-          </w:tcPr>
-          <w:p>
-            <w:r>
-              <w:rPr>
-                <w:b w:val="0"/>
-                <w:i w:val="0"/>
-                <w:color w:val="64748B"/>
-                <w:sz w:val="16"/>
-              </w:rPr>
-              <w:t>GT-CQ</w:t>
-            </w:r>
-          </w:p>
-        </w:tc>
-        <w:tc>
-          <w:tcPr>
-            <w:tcW w:type="dxa" w:w="4706"/>
-          </w:tcPr>
-          <w:p>
-            <w:r>
-              <w:rPr>
-                <w:b w:val="0"/>
-                <w:i w:val="0"/>
-                <w:sz w:val="17"/>
-              </w:rPr>
-              <w:t>Prière de mettre 0 pour ces questions si elles ne font pas de transformation.</w:t>
-            </w:r>
-          </w:p>
-        </w:tc>
-      </w:tr>
-      <w:tr>
-        <w:tc>
-          <w:tcPr>
-            <w:tcW w:type="dxa" w:w="964"/>
-          </w:tcPr>
-          <w:p>
-            <w:r>
-              <w:rPr>
-                <w:b/>
-                <w:i w:val="0"/>
-                <w:color w:val="EA580C"/>
-                <w:sz w:val="16"/>
-              </w:rPr>
-              <w:t>Moyenne</w:t>
-            </w:r>
-          </w:p>
-        </w:tc>
-        <w:tc>
-          <w:tcPr>
-            <w:tcW w:type="dxa" w:w="1247"/>
-          </w:tcPr>
-          <w:p>
-            <w:r>
-              <w:rPr>
-                <w:b/>
-                <w:i w:val="0"/>
-                <w:sz w:val="16"/>
-              </w:rPr>
-              <w:t>S10</w:t>
-              <w:br/>
-            </w:r>
-            <w:r>
-              <w:rPr>
-                <w:b w:val="0"/>
-                <w:i w:val="0"/>
-                <w:color w:val="64748B"/>
-                <w:sz w:val="14"/>
-              </w:rPr>
-              <w:t>Logement</w:t>
-            </w:r>
-          </w:p>
-        </w:tc>
-        <w:tc>
-          <w:tcPr>
-            <w:tcW w:type="dxa" w:w="1531"/>
-          </w:tcPr>
-          <w:p>
-            <w:r>
-              <w:rPr>
-                <w:b/>
-                <w:i w:val="0"/>
-                <w:color w:val="16A34A"/>
-                <w:sz w:val="16"/>
-              </w:rPr>
-              <w:t>—</w:t>
-            </w:r>
-          </w:p>
-        </w:tc>
-        <w:tc>
-          <w:tcPr>
-            <w:tcW w:type="dxa" w:w="1191"/>
-          </w:tcPr>
-          <w:p>
-            <w:r>
-              <w:rPr>
-                <w:b w:val="0"/>
-                <w:i w:val="0"/>
-                <w:color w:val="64748B"/>
-                <w:sz w:val="16"/>
-              </w:rPr>
-              <w:t>GT-CQ</w:t>
-            </w:r>
-          </w:p>
-        </w:tc>
-        <w:tc>
-          <w:tcPr>
-            <w:tcW w:type="dxa" w:w="4706"/>
-          </w:tcPr>
-          <w:p>
-            <w:r>
-              <w:rPr>
-                <w:b w:val="0"/>
-                <w:i w:val="0"/>
-                <w:sz w:val="17"/>
-              </w:rPr>
-              <w:t>L'entreprise VENDEUR DE BISSAP n'est pas une entreprise de fabrication et pourtant vous avez renseigné soit renseigner la question 10.48 ou 10.49, si vous pensez qu'elle est une entreprise de fabrication prière de reprendre le classement de la nomenclature en 10.17a ou s'elle ne fait de fabrication merci de mettre 0 en 10.48 et 10.49.</w:t>
-            </w:r>
-          </w:p>
-        </w:tc>
-      </w:tr>
-      <w:tr>
-        <w:tc>
-          <w:tcPr>
-            <w:tcW w:type="dxa" w:w="964"/>
-          </w:tcPr>
-          <w:p>
-            <w:r>
-              <w:rPr>
-                <w:b/>
-                <w:i w:val="0"/>
-                <w:color w:val="EA580C"/>
-                <w:sz w:val="16"/>
-              </w:rPr>
-              <w:t>Moyenne</w:t>
-            </w:r>
-          </w:p>
-        </w:tc>
-        <w:tc>
-          <w:tcPr>
-            <w:tcW w:type="dxa" w:w="1247"/>
-          </w:tcPr>
-          <w:p>
-            <w:r>
-              <w:rPr>
-                <w:b/>
-                <w:i w:val="0"/>
-                <w:sz w:val="16"/>
-              </w:rPr>
-              <w:t>S10</w:t>
-              <w:br/>
-            </w:r>
-            <w:r>
-              <w:rPr>
-                <w:b w:val="0"/>
-                <w:i w:val="0"/>
-                <w:color w:val="64748B"/>
-                <w:sz w:val="14"/>
-              </w:rPr>
-              <w:t>Logement</w:t>
-            </w:r>
-          </w:p>
-        </w:tc>
-        <w:tc>
-          <w:tcPr>
-            <w:tcW w:type="dxa" w:w="1531"/>
-          </w:tcPr>
-          <w:p>
-            <w:r>
-              <w:rPr>
-                <w:b/>
-                <w:i w:val="0"/>
-                <w:color w:val="16A34A"/>
-                <w:sz w:val="16"/>
-              </w:rPr>
-              <w:t>—</w:t>
-            </w:r>
-          </w:p>
-        </w:tc>
-        <w:tc>
-          <w:tcPr>
-            <w:tcW w:type="dxa" w:w="1191"/>
-          </w:tcPr>
-          <w:p>
-            <w:r>
-              <w:rPr>
-                <w:b w:val="0"/>
-                <w:i w:val="0"/>
-                <w:color w:val="64748B"/>
-                <w:sz w:val="16"/>
-              </w:rPr>
-              <w:t>GT-CQ</w:t>
-            </w:r>
-          </w:p>
-        </w:tc>
-        <w:tc>
-          <w:tcPr>
-            <w:tcW w:type="dxa" w:w="4706"/>
-          </w:tcPr>
-          <w:p>
-            <w:r>
-              <w:rPr>
-                <w:b w:val="0"/>
-                <w:i w:val="0"/>
-                <w:sz w:val="17"/>
-              </w:rPr>
-              <w:t>Mettre soit le montant en 10.46 et 10.47 s'elle fait de commerce ou mettre en 10.50 s'elle rend service.</w:t>
-            </w:r>
-          </w:p>
-        </w:tc>
-      </w:tr>
-      <w:tr>
-        <w:tc>
-          <w:tcPr>
-            <w:tcW w:type="dxa" w:w="964"/>
-          </w:tcPr>
-          <w:p>
-            <w:r>
-              <w:rPr>
-                <w:b/>
-                <w:i w:val="0"/>
-                <w:color w:val="EA580C"/>
-                <w:sz w:val="16"/>
-              </w:rPr>
-              <w:t>Moyenne</w:t>
-            </w:r>
-          </w:p>
-        </w:tc>
-        <w:tc>
-          <w:tcPr>
-            <w:tcW w:type="dxa" w:w="1247"/>
-          </w:tcPr>
-          <w:p>
-            <w:r>
-              <w:rPr>
-                <w:b/>
-                <w:i w:val="0"/>
-                <w:sz w:val="16"/>
-              </w:rPr>
-              <w:t>S11</w:t>
-              <w:br/>
-            </w:r>
-            <w:r>
-              <w:rPr>
-                <w:b w:val="0"/>
-                <w:i w:val="0"/>
-                <w:color w:val="64748B"/>
-                <w:sz w:val="14"/>
-              </w:rPr>
-              <w:t>Logement / cadre de vie</w:t>
-            </w:r>
-          </w:p>
-        </w:tc>
-        <w:tc>
-          <w:tcPr>
-            <w:tcW w:type="dxa" w:w="1531"/>
-          </w:tcPr>
-          <w:p>
-            <w:r>
-              <w:rPr>
-                <w:b/>
-                <w:i w:val="0"/>
-                <w:color w:val="16A34A"/>
-                <w:sz w:val="16"/>
-              </w:rPr>
-              <w:t>s01q41, s02q20, s02q21, s02q22, s03q37__4, s03q39a, s03q39b, s03q39c</w:t>
-            </w:r>
-          </w:p>
-        </w:tc>
-        <w:tc>
-          <w:tcPr>
-            <w:tcW w:type="dxa" w:w="1191"/>
-          </w:tcPr>
-          <w:p>
-            <w:r>
-              <w:rPr>
-                <w:b w:val="0"/>
-                <w:i w:val="0"/>
-                <w:color w:val="64748B"/>
-                <w:sz w:val="16"/>
-              </w:rPr>
-              <w:t>GT-CQ</w:t>
-            </w:r>
-          </w:p>
-        </w:tc>
-        <w:tc>
-          <w:tcPr>
-            <w:tcW w:type="dxa" w:w="4706"/>
-          </w:tcPr>
-          <w:p>
-            <w:r>
-              <w:rPr>
-                <w:b w:val="0"/>
-                <w:i w:val="0"/>
-                <w:sz w:val="17"/>
-              </w:rPr>
-              <w:t>Le temps mis (en heure et en minute) pour s'approvisionner en eau de boisson une fois à la source est 14.5 fois plus élevé que le temps mis (en minutes) pour se rendre à la principale source d'approvisionnement en eau de boisson, prière de corriger.</w:t>
-            </w:r>
-          </w:p>
-        </w:tc>
-      </w:tr>
-      <w:tr>
-        <w:tc>
-          <w:tcPr>
-            <w:tcW w:type="dxa" w:w="964"/>
-          </w:tcPr>
-          <w:p>
-            <w:r>
-              <w:rPr>
-                <w:b/>
-                <w:i w:val="0"/>
-                <w:color w:val="EA580C"/>
-                <w:sz w:val="16"/>
-              </w:rPr>
-              <w:t>Moyenne</w:t>
-            </w:r>
-          </w:p>
-        </w:tc>
-        <w:tc>
-          <w:tcPr>
-            <w:tcW w:type="dxa" w:w="1247"/>
-          </w:tcPr>
-          <w:p>
-            <w:r>
-              <w:rPr>
-                <w:b/>
-                <w:i w:val="0"/>
-                <w:sz w:val="16"/>
-              </w:rPr>
-              <w:t>S15</w:t>
-              <w:br/>
-            </w:r>
-            <w:r>
-              <w:rPr>
-                <w:b w:val="0"/>
-                <w:i w:val="0"/>
-                <w:color w:val="64748B"/>
-                <w:sz w:val="14"/>
-              </w:rPr>
-              <w:t>Filets de sécurité</w:t>
-            </w:r>
-          </w:p>
-        </w:tc>
-        <w:tc>
-          <w:tcPr>
-            <w:tcW w:type="dxa" w:w="1531"/>
-          </w:tcPr>
-          <w:p>
-            <w:r>
-              <w:rPr>
-                <w:b/>
-                <w:i w:val="0"/>
-                <w:color w:val="16A34A"/>
-                <w:sz w:val="16"/>
-              </w:rPr>
-              <w:t>s15q06_autre</w:t>
-            </w:r>
-          </w:p>
-        </w:tc>
-        <w:tc>
-          <w:tcPr>
-            <w:tcW w:type="dxa" w:w="1191"/>
-          </w:tcPr>
-          <w:p>
-            <w:r>
-              <w:rPr>
-                <w:b w:val="0"/>
-                <w:i w:val="0"/>
-                <w:color w:val="64748B"/>
-                <w:sz w:val="16"/>
-              </w:rPr>
-              <w:t>Inter-sections</w:t>
-            </w:r>
-          </w:p>
-        </w:tc>
-        <w:tc>
-          <w:tcPr>
-            <w:tcW w:type="dxa" w:w="4706"/>
-          </w:tcPr>
-          <w:p>
-            <w:r>
-              <w:rPr>
-                <w:b w:val="0"/>
-                <w:i w:val="0"/>
-                <w:sz w:val="17"/>
-              </w:rPr>
-              <w:t>[ssaw_autre_filet_securite] Raison non-bénéfice filet sécurité saisie en 'Autre' (s15q06_autre). Vérifier si une modalité existante aurait dû être utilisée.</w:t>
-            </w:r>
-          </w:p>
-        </w:tc>
-      </w:tr>
-      <w:tr>
-        <w:tc>
-          <w:tcPr>
-            <w:tcW w:type="dxa" w:w="964"/>
-          </w:tcPr>
-          <w:p>
-            <w:r>
-              <w:rPr>
-                <w:b/>
-                <w:i w:val="0"/>
-                <w:color w:val="EA580C"/>
-                <w:sz w:val="16"/>
-              </w:rPr>
-              <w:t>Moyenne</w:t>
-            </w:r>
-          </w:p>
-        </w:tc>
-        <w:tc>
-          <w:tcPr>
-            <w:tcW w:type="dxa" w:w="1247"/>
-          </w:tcPr>
-          <w:p>
-            <w:r>
-              <w:rPr>
-                <w:b/>
-                <w:i w:val="0"/>
-                <w:sz w:val="16"/>
-              </w:rPr>
-              <w:t>S20</w:t>
-              <w:br/>
-            </w:r>
-            <w:r>
-              <w:rPr>
-                <w:b w:val="0"/>
-                <w:i w:val="0"/>
-                <w:color w:val="64748B"/>
-                <w:sz w:val="14"/>
-              </w:rPr>
-              <w:t>Gouvernance / autres</w:t>
-            </w:r>
-          </w:p>
-        </w:tc>
-        <w:tc>
-          <w:tcPr>
-            <w:tcW w:type="dxa" w:w="1531"/>
-          </w:tcPr>
-          <w:p>
-            <w:r>
-              <w:rPr>
-                <w:b/>
-                <w:i w:val="0"/>
-                <w:color w:val="16A34A"/>
-                <w:sz w:val="16"/>
-              </w:rPr>
-              <w:t>—</w:t>
-            </w:r>
-          </w:p>
-        </w:tc>
-        <w:tc>
-          <w:tcPr>
-            <w:tcW w:type="dxa" w:w="1191"/>
-          </w:tcPr>
-          <w:p>
-            <w:r>
-              <w:rPr>
-                <w:b w:val="0"/>
-                <w:i w:val="0"/>
-                <w:color w:val="64748B"/>
-                <w:sz w:val="16"/>
-              </w:rPr>
-              <w:t>GT-CQ</w:t>
-            </w:r>
-          </w:p>
-        </w:tc>
-        <w:tc>
-          <w:tcPr>
-            <w:tcW w:type="dxa" w:w="4706"/>
-          </w:tcPr>
-          <w:p>
-            <w:r>
-              <w:rPr>
-                <w:b w:val="0"/>
-                <w:i w:val="0"/>
-                <w:sz w:val="17"/>
-              </w:rPr>
-              <w:t>Veuillez confirmer ces informations avec le QG ou apporter les corrections nécessaires.</w:t>
-            </w:r>
-          </w:p>
-        </w:tc>
-      </w:tr>
-      <w:tr>
-        <w:tc>
-          <w:tcPr>
-            <w:tcW w:type="dxa" w:w="964"/>
-          </w:tcPr>
-          <w:p>
-            <w:r>
-              <w:rPr>
-                <w:b/>
-                <w:i w:val="0"/>
-                <w:color w:val="CA8A04"/>
-                <w:sz w:val="16"/>
-              </w:rPr>
-              <w:t>Faible</w:t>
-            </w:r>
-          </w:p>
-        </w:tc>
-        <w:tc>
-          <w:tcPr>
-            <w:tcW w:type="dxa" w:w="1247"/>
-          </w:tcPr>
-          <w:p>
-            <w:r>
-              <w:rPr>
-                <w:b/>
-                <w:i w:val="0"/>
-                <w:sz w:val="16"/>
-              </w:rPr>
-              <w:t>S01</w:t>
-              <w:br/>
-            </w:r>
-            <w:r>
-              <w:rPr>
-                <w:b w:val="0"/>
-                <w:i w:val="0"/>
-                <w:color w:val="64748B"/>
-                <w:sz w:val="14"/>
-              </w:rPr>
-              <w:t>Démographie</w:t>
-            </w:r>
-          </w:p>
-        </w:tc>
-        <w:tc>
-          <w:tcPr>
-            <w:tcW w:type="dxa" w:w="1531"/>
-          </w:tcPr>
-          <w:p>
-            <w:r>
-              <w:rPr>
-                <w:b/>
-                <w:i w:val="0"/>
-                <w:color w:val="16A34A"/>
-                <w:sz w:val="16"/>
-              </w:rPr>
-              <w:t>s00q04, s01q41a, s01q00b</w:t>
-            </w:r>
-          </w:p>
-        </w:tc>
-        <w:tc>
-          <w:tcPr>
-            <w:tcW w:type="dxa" w:w="1191"/>
-          </w:tcPr>
-          <w:p>
-            <w:r>
-              <w:rPr>
-                <w:b w:val="0"/>
-                <w:i w:val="0"/>
-                <w:color w:val="64748B"/>
-                <w:sz w:val="16"/>
-              </w:rPr>
-              <w:t>GT-CQ</w:t>
-            </w:r>
-          </w:p>
-        </w:tc>
-        <w:tc>
-          <w:tcPr>
-            <w:tcW w:type="dxa" w:w="4706"/>
-          </w:tcPr>
-          <w:p>
-            <w:r>
-              <w:rPr>
-                <w:b w:val="0"/>
-                <w:i w:val="0"/>
-                <w:sz w:val="17"/>
-              </w:rPr>
               <w:t>Avertissement!!! OUSMANE NDIAYE a 45 ans et vit en milieu urbain dit n'avoir pas dépensé (0 Fcfa) ou reçu en cadeau pour les recharges internet ou de forfaits de données mobiles(hors appels vocaux) aucours des 30 derniers jours, prière de confirmer cette information auprès de l'enquêté ou confirmer avec le QG.</w:t>
-            </w:r>
-          </w:p>
-        </w:tc>
-      </w:tr>
-      <w:tr>
-        <w:tc>
-          <w:tcPr>
-            <w:tcW w:type="dxa" w:w="964"/>
-          </w:tcPr>
-          <w:p>
-            <w:r>
-              <w:rPr>
-                <w:b/>
-                <w:i w:val="0"/>
-                <w:color w:val="CA8A04"/>
-                <w:sz w:val="16"/>
-              </w:rPr>
-              <w:t>Faible</w:t>
-            </w:r>
-          </w:p>
-        </w:tc>
-        <w:tc>
-          <w:tcPr>
-            <w:tcW w:type="dxa" w:w="1247"/>
-          </w:tcPr>
-          <w:p>
-            <w:r>
-              <w:rPr>
-                <w:b/>
-                <w:i w:val="0"/>
-                <w:sz w:val="16"/>
-              </w:rPr>
-              <w:t>S01</w:t>
-              <w:br/>
-            </w:r>
-            <w:r>
-              <w:rPr>
-                <w:b w:val="0"/>
-                <w:i w:val="0"/>
-                <w:color w:val="64748B"/>
-                <w:sz w:val="14"/>
-              </w:rPr>
-              <w:t>Démographie</w:t>
-            </w:r>
-          </w:p>
-        </w:tc>
-        <w:tc>
-          <w:tcPr>
-            <w:tcW w:type="dxa" w:w="1531"/>
-          </w:tcPr>
-          <w:p>
-            <w:r>
-              <w:rPr>
-                <w:b/>
-                <w:i w:val="0"/>
-                <w:color w:val="16A34A"/>
-                <w:sz w:val="16"/>
-              </w:rPr>
-              <w:t>s01q39, s01q40, s01q43, s01q00b</w:t>
-            </w:r>
-          </w:p>
-        </w:tc>
-        <w:tc>
-          <w:tcPr>
-            <w:tcW w:type="dxa" w:w="1191"/>
-          </w:tcPr>
-          <w:p>
-            <w:r>
-              <w:rPr>
-                <w:b w:val="0"/>
-                <w:i w:val="0"/>
-                <w:color w:val="64748B"/>
-                <w:sz w:val="16"/>
-              </w:rPr>
-              <w:t>GT-CQ</w:t>
-            </w:r>
-          </w:p>
-        </w:tc>
-        <w:tc>
-          <w:tcPr>
-            <w:tcW w:type="dxa" w:w="4706"/>
-          </w:tcPr>
-          <w:p>
-            <w:r>
-              <w:rPr>
-                <w:b w:val="0"/>
-                <w:i w:val="0"/>
-                <w:sz w:val="17"/>
-              </w:rPr>
-              <w:t>Avertissement!!!  MAME DIARRA NDIAYE  ne possède pas le téléphone android, n'utilise régulièrement pas un téléphone appartenant à une autre personne mais a accès à l'internet, merci de confirmer cette information avec le QG.</w:t>
             </w:r>
           </w:p>
         </w:tc>
